--- a/notes/dsl-doc.docx
+++ b/notes/dsl-doc.docx
@@ -721,6 +721,7 @@
         <w:t>&lt;/document&gt;</w:t>
       </w:r>
     </w:p>
+    <w:p/>
     <w:sectPr>
       <w:pgSz w:w="11906" w:h="16838"/>
       <w:pgMar w:top="1440" w:right="1440" w:bottom="1440" w:left="1440" w:header="708" w:footer="708" w:gutter="0"/>
